--- a/docs/Сценарии использования системы Королев М. Н. ИСП-404.docx
+++ b/docs/Сценарии использования системы Королев М. Н. ИСП-404.docx
@@ -16,6 +16,7 @@
           <w:color w:val="000000"/>
           <w:sz w:val="28"/>
           <w:szCs w:val="28"/>
+          <w:lang w:val="en-US"/>
         </w:rPr>
       </w:pPr>
       <w:bookmarkStart w:id="0" w:name="OLE_LINK2"/>
@@ -572,6 +573,15 @@
       </w:r>
     </w:p>
     <w:p>
+      <w:r>
+        <w:lastRenderedPageBreak/>
+        <w:t xml:space="preserve">Сценарий </w:t>
+      </w:r>
+      <w:r>
+        <w:t>1 представлен на рисунке 1 и таблице 1</w:t>
+      </w:r>
+    </w:p>
+    <w:p>
       <w:pPr>
         <w:spacing w:before="0" w:after="200" w:line="276" w:lineRule="auto"/>
         <w:ind w:firstLine="0"/>
@@ -585,12 +595,74 @@
       </w:pPr>
       <w:r>
         <w:rPr>
-          <w:rFonts w:eastAsia="Times New Roman" w:cs="Times New Roman"/>
-          <w:sz w:val="28"/>
-          <w:szCs w:val="28"/>
+          <w:noProof/>
         </w:rPr>
-        <w:lastRenderedPageBreak/>
-        <w:t>Сценарий 1</w:t>
+        <w:drawing>
+          <wp:inline distT="0" distB="0" distL="0" distR="0" wp14:anchorId="517843CA" wp14:editId="7040624D">
+            <wp:extent cx="6430209" cy="3298372"/>
+            <wp:effectExtent l="12700" t="12700" r="8890" b="16510"/>
+            <wp:docPr id="1066519149" name="Рисунок 1"/>
+            <wp:cNvGraphicFramePr>
+              <a:graphicFrameLocks xmlns:a="http://schemas.openxmlformats.org/drawingml/2006/main" noChangeAspect="1"/>
+            </wp:cNvGraphicFramePr>
+            <a:graphic xmlns:a="http://schemas.openxmlformats.org/drawingml/2006/main">
+              <a:graphicData uri="http://schemas.openxmlformats.org/drawingml/2006/picture">
+                <pic:pic xmlns:pic="http://schemas.openxmlformats.org/drawingml/2006/picture">
+                  <pic:nvPicPr>
+                    <pic:cNvPr id="0" name="Picture 1"/>
+                    <pic:cNvPicPr>
+                      <a:picLocks noChangeAspect="1" noChangeArrowheads="1"/>
+                    </pic:cNvPicPr>
+                  </pic:nvPicPr>
+                  <pic:blipFill>
+                    <a:blip r:embed="rId11" cstate="print">
+                      <a:extLst>
+                        <a:ext uri="{28A0092B-C50C-407E-A947-70E740481C1C}">
+                          <a14:useLocalDpi xmlns:a14="http://schemas.microsoft.com/office/drawing/2010/main" val="0"/>
+                        </a:ext>
+                      </a:extLst>
+                    </a:blip>
+                    <a:srcRect/>
+                    <a:stretch>
+                      <a:fillRect/>
+                    </a:stretch>
+                  </pic:blipFill>
+                  <pic:spPr bwMode="auto">
+                    <a:xfrm>
+                      <a:off x="0" y="0"/>
+                      <a:ext cx="6458919" cy="3313099"/>
+                    </a:xfrm>
+                    <a:prstGeom prst="rect">
+                      <a:avLst/>
+                    </a:prstGeom>
+                    <a:noFill/>
+                    <a:ln>
+                      <a:solidFill>
+                        <a:schemeClr val="tx1"/>
+                      </a:solidFill>
+                    </a:ln>
+                  </pic:spPr>
+                </pic:pic>
+              </a:graphicData>
+            </a:graphic>
+          </wp:inline>
+        </w:drawing>
+      </w:r>
+    </w:p>
+    <w:p>
+      <w:pPr>
+        <w:pStyle w:val="a9"/>
+      </w:pPr>
+      <w:r>
+        <w:t>Рисунок 1 – Сценарий «Построение маршрута»</w:t>
+      </w:r>
+    </w:p>
+    <w:p>
+      <w:pPr>
+        <w:pStyle w:val="vgutTableName"/>
+      </w:pPr>
+      <w:r>
+        <w:t>Таблица 1 – Сценарий 1</w:t>
       </w:r>
     </w:p>
     <w:tbl>
@@ -640,7 +712,10 @@
               </w:rPr>
             </w:pPr>
             <w:r>
-              <w:t>Построение маршрута с промежуточными точками и подбором достопримечательностей</w:t>
+              <w:t xml:space="preserve">Построение маршрута с промежуточными точками и подбором </w:t>
+            </w:r>
+            <w:r>
+              <w:t>точек интереса</w:t>
             </w:r>
           </w:p>
         </w:tc>
@@ -846,7 +921,10 @@
               <w:ind w:left="453"/>
             </w:pPr>
             <w:r>
-              <w:t>Система отображает построенный маршрут на карте с указанием общего расстояния и ориентировочного времени в пути.</w:t>
+              <w:t>Система отображает построенный маршрут на карте</w:t>
+            </w:r>
+            <w:r>
+              <w:t>.</w:t>
             </w:r>
           </w:p>
           <w:p>
@@ -885,10 +963,22 @@
               <w:ind w:left="453"/>
             </w:pPr>
             <w:r>
+              <w:lastRenderedPageBreak/>
               <w:t>Организатор</w:t>
             </w:r>
             <w:r>
-              <w:t xml:space="preserve"> настраивает параметры команды и</w:t>
+              <w:t xml:space="preserve"> настраивает параметры </w:t>
+            </w:r>
+            <w:proofErr w:type="spellStart"/>
+            <w:r>
+              <w:t>команты</w:t>
+            </w:r>
+            <w:proofErr w:type="spellEnd"/>
+            <w:r>
+              <w:t xml:space="preserve"> </w:t>
+            </w:r>
+            <w:r>
+              <w:t>и</w:t>
             </w:r>
             <w:r>
               <w:t xml:space="preserve"> сохраняет маршрут в свой профиль.</w:t>
@@ -911,6 +1001,7 @@
               </w:rPr>
             </w:pPr>
             <w:r>
+              <w:lastRenderedPageBreak/>
               <w:t>Альтернативный поток 1</w:t>
             </w:r>
           </w:p>
@@ -1043,24 +1134,128 @@
       </w:pPr>
     </w:p>
     <w:p>
+      <w:r>
+        <w:t xml:space="preserve">Сценарий </w:t>
+      </w:r>
+      <w:r>
+        <w:t>2</w:t>
+      </w:r>
+      <w:r>
+        <w:t xml:space="preserve"> представлен на рисунке </w:t>
+      </w:r>
+      <w:r>
+        <w:t>2</w:t>
+      </w:r>
+      <w:r>
+        <w:t xml:space="preserve"> и таблице </w:t>
+      </w:r>
+      <w:r>
+        <w:t>2</w:t>
+      </w:r>
+    </w:p>
+    <w:p>
       <w:pPr>
         <w:spacing w:before="0" w:after="200" w:line="276" w:lineRule="auto"/>
         <w:ind w:firstLine="0"/>
         <w:contextualSpacing w:val="0"/>
         <w:jc w:val="left"/>
         <w:rPr>
-          <w:rFonts w:cs="Times New Roman"/>
+          <w:rFonts w:eastAsia="Times New Roman" w:cs="Times New Roman"/>
           <w:sz w:val="28"/>
           <w:szCs w:val="28"/>
         </w:rPr>
       </w:pPr>
       <w:r>
         <w:rPr>
-          <w:rFonts w:cs="Times New Roman"/>
-          <w:sz w:val="28"/>
-          <w:szCs w:val="28"/>
+          <w:noProof/>
         </w:rPr>
-        <w:t>Сценарий 2</w:t>
+        <w:drawing>
+          <wp:inline distT="0" distB="0" distL="0" distR="0" wp14:anchorId="0A6D479C" wp14:editId="6438C091">
+            <wp:extent cx="6431643" cy="4462449"/>
+            <wp:effectExtent l="12700" t="12700" r="7620" b="8255"/>
+            <wp:docPr id="1654191842" name="Рисунок 1"/>
+            <wp:cNvGraphicFramePr>
+              <a:graphicFrameLocks xmlns:a="http://schemas.openxmlformats.org/drawingml/2006/main" noChangeAspect="1"/>
+            </wp:cNvGraphicFramePr>
+            <a:graphic xmlns:a="http://schemas.openxmlformats.org/drawingml/2006/main">
+              <a:graphicData uri="http://schemas.openxmlformats.org/drawingml/2006/picture">
+                <pic:pic xmlns:pic="http://schemas.openxmlformats.org/drawingml/2006/picture">
+                  <pic:nvPicPr>
+                    <pic:cNvPr id="1654191842" name="Рисунок 1"/>
+                    <pic:cNvPicPr>
+                      <a:picLocks noChangeAspect="1" noChangeArrowheads="1"/>
+                    </pic:cNvPicPr>
+                  </pic:nvPicPr>
+                  <pic:blipFill>
+                    <a:blip r:embed="rId12" cstate="print">
+                      <a:extLst>
+                        <a:ext uri="{28A0092B-C50C-407E-A947-70E740481C1C}">
+                          <a14:useLocalDpi xmlns:a14="http://schemas.microsoft.com/office/drawing/2010/main" val="0"/>
+                        </a:ext>
+                      </a:extLst>
+                    </a:blip>
+                    <a:stretch>
+                      <a:fillRect/>
+                    </a:stretch>
+                  </pic:blipFill>
+                  <pic:spPr bwMode="auto">
+                    <a:xfrm>
+                      <a:off x="0" y="0"/>
+                      <a:ext cx="6458010" cy="4480743"/>
+                    </a:xfrm>
+                    <a:prstGeom prst="rect">
+                      <a:avLst/>
+                    </a:prstGeom>
+                    <a:noFill/>
+                    <a:ln>
+                      <a:solidFill>
+                        <a:schemeClr val="tx1"/>
+                      </a:solidFill>
+                    </a:ln>
+                  </pic:spPr>
+                </pic:pic>
+              </a:graphicData>
+            </a:graphic>
+          </wp:inline>
+        </w:drawing>
+      </w:r>
+    </w:p>
+    <w:p>
+      <w:pPr>
+        <w:pStyle w:val="a9"/>
+      </w:pPr>
+      <w:r>
+        <w:t xml:space="preserve">Рисунок </w:t>
+      </w:r>
+      <w:r>
+        <w:t>2</w:t>
+      </w:r>
+      <w:r>
+        <w:t xml:space="preserve"> – Сценарий «</w:t>
+      </w:r>
+      <w:r>
+        <w:t>Приглашение участника</w:t>
+      </w:r>
+      <w:r>
+        <w:t>»</w:t>
+      </w:r>
+    </w:p>
+    <w:p>
+      <w:pPr>
+        <w:pStyle w:val="vgutTableName"/>
+      </w:pPr>
+      <w:r>
+        <w:lastRenderedPageBreak/>
+        <w:t xml:space="preserve">Таблица </w:t>
+      </w:r>
+      <w:r>
+        <w:t>2</w:t>
+      </w:r>
+      <w:r>
+        <w:t xml:space="preserve"> – Сценарий</w:t>
+      </w:r>
+      <w:r>
+        <w:t xml:space="preserve"> 2</w:t>
       </w:r>
     </w:p>
     <w:tbl>
@@ -1255,7 +1450,6 @@
               <w:ind w:left="125"/>
             </w:pPr>
             <w:r>
-              <w:lastRenderedPageBreak/>
               <w:t>Предусловие</w:t>
             </w:r>
           </w:p>
@@ -1661,6 +1855,7 @@
               <w:ind w:left="125"/>
             </w:pPr>
             <w:r>
+              <w:lastRenderedPageBreak/>
               <w:t>Специальные требования</w:t>
             </w:r>
           </w:p>
@@ -1695,20 +1890,127 @@
       </w:pPr>
     </w:p>
     <w:p>
-      <w:pPr>
-        <w:spacing w:after="200"/>
+      <w:r>
+        <w:t xml:space="preserve">Сценарий </w:t>
+      </w:r>
+      <w:r>
+        <w:t>3</w:t>
+      </w:r>
+      <w:r>
+        <w:t xml:space="preserve"> представлен на рисунке </w:t>
+      </w:r>
+      <w:r>
+        <w:t>3</w:t>
+      </w:r>
+      <w:r>
+        <w:t xml:space="preserve"> и таблице </w:t>
+      </w:r>
+      <w:r>
+        <w:t>3</w:t>
+      </w:r>
+    </w:p>
+    <w:p>
+      <w:pPr>
+        <w:spacing w:before="0" w:after="200" w:line="276" w:lineRule="auto"/>
         <w:ind w:firstLine="0"/>
+        <w:contextualSpacing w:val="0"/>
+        <w:jc w:val="left"/>
         <w:rPr>
+          <w:rFonts w:eastAsia="Times New Roman" w:cs="Times New Roman"/>
           <w:sz w:val="28"/>
-          <w:szCs w:val="24"/>
+          <w:szCs w:val="28"/>
         </w:rPr>
       </w:pPr>
       <w:r>
         <w:rPr>
-          <w:sz w:val="28"/>
-          <w:szCs w:val="24"/>
+          <w:noProof/>
         </w:rPr>
-        <w:t>Сценарий 3</w:t>
+        <w:drawing>
+          <wp:inline distT="0" distB="0" distL="0" distR="0" wp14:anchorId="28279F58" wp14:editId="059082B2">
+            <wp:extent cx="6458010" cy="1473461"/>
+            <wp:effectExtent l="12700" t="12700" r="6350" b="12700"/>
+            <wp:docPr id="1459545649" name="Рисунок 1"/>
+            <wp:cNvGraphicFramePr>
+              <a:graphicFrameLocks xmlns:a="http://schemas.openxmlformats.org/drawingml/2006/main" noChangeAspect="1"/>
+            </wp:cNvGraphicFramePr>
+            <a:graphic xmlns:a="http://schemas.openxmlformats.org/drawingml/2006/main">
+              <a:graphicData uri="http://schemas.openxmlformats.org/drawingml/2006/picture">
+                <pic:pic xmlns:pic="http://schemas.openxmlformats.org/drawingml/2006/picture">
+                  <pic:nvPicPr>
+                    <pic:cNvPr id="1459545649" name="Рисунок 1"/>
+                    <pic:cNvPicPr>
+                      <a:picLocks noChangeAspect="1" noChangeArrowheads="1"/>
+                    </pic:cNvPicPr>
+                  </pic:nvPicPr>
+                  <pic:blipFill>
+                    <a:blip r:embed="rId13" cstate="print">
+                      <a:extLst>
+                        <a:ext uri="{28A0092B-C50C-407E-A947-70E740481C1C}">
+                          <a14:useLocalDpi xmlns:a14="http://schemas.microsoft.com/office/drawing/2010/main" val="0"/>
+                        </a:ext>
+                      </a:extLst>
+                    </a:blip>
+                    <a:stretch>
+                      <a:fillRect/>
+                    </a:stretch>
+                  </pic:blipFill>
+                  <pic:spPr bwMode="auto">
+                    <a:xfrm>
+                      <a:off x="0" y="0"/>
+                      <a:ext cx="6458010" cy="1473461"/>
+                    </a:xfrm>
+                    <a:prstGeom prst="rect">
+                      <a:avLst/>
+                    </a:prstGeom>
+                    <a:noFill/>
+                    <a:ln>
+                      <a:solidFill>
+                        <a:schemeClr val="tx1"/>
+                      </a:solidFill>
+                    </a:ln>
+                  </pic:spPr>
+                </pic:pic>
+              </a:graphicData>
+            </a:graphic>
+          </wp:inline>
+        </w:drawing>
+      </w:r>
+    </w:p>
+    <w:p>
+      <w:pPr>
+        <w:pStyle w:val="a9"/>
+      </w:pPr>
+      <w:r>
+        <w:t xml:space="preserve">Рисунок </w:t>
+      </w:r>
+      <w:r>
+        <w:t xml:space="preserve">3 </w:t>
+      </w:r>
+      <w:r>
+        <w:t>– Сценарий «</w:t>
+      </w:r>
+      <w:r>
+        <w:t>Совместное редактирование маршрута</w:t>
+      </w:r>
+      <w:r>
+        <w:t>»</w:t>
+      </w:r>
+    </w:p>
+    <w:p>
+      <w:pPr>
+        <w:pStyle w:val="vgutTableName"/>
+      </w:pPr>
+      <w:r>
+        <w:t xml:space="preserve">Таблица </w:t>
+      </w:r>
+      <w:r>
+        <w:t>3</w:t>
+      </w:r>
+      <w:r>
+        <w:t xml:space="preserve"> – Сценарий </w:t>
+      </w:r>
+      <w:r>
+        <w:t>3</w:t>
       </w:r>
     </w:p>
     <w:tbl>
@@ -1840,10 +2142,16 @@
               <w:pStyle w:val="vgutTableText"/>
             </w:pPr>
             <w:r>
-              <w:t>Участник присоединился к поездке (выполнен сценарий UC-2), имеет роль редактора и открыл экран совместного редактирования маршрута; установлено WebSocket-соединение с сервером.</w:t>
+              <w:t xml:space="preserve">Участник присоединился к поездке (выполнен сценарий UC-2), имеет роль редактора и открыл экран совместного редактирования маршрута; установлено </w:t>
             </w:r>
             <w:proofErr w:type="spellStart"/>
+            <w:r>
+              <w:t>WebSocket</w:t>
+            </w:r>
             <w:proofErr w:type="spellEnd"/>
+            <w:r>
+              <w:t>-соединение с сервером.</w:t>
+            </w:r>
           </w:p>
         </w:tc>
       </w:tr>
@@ -1889,7 +2197,6 @@
               <w:ind w:left="312" w:hanging="284"/>
             </w:pPr>
             <w:r>
-              <w:lastRenderedPageBreak/>
               <w:t>Участник перемещает существующую промежуточную точку маршрута либо добавляет новую точку интереса, отображённую рядом с маршрутом.</w:t>
             </w:r>
           </w:p>
@@ -1953,7 +2260,6 @@
               <w:pStyle w:val="vgutTableText"/>
             </w:pPr>
             <w:r>
-              <w:lastRenderedPageBreak/>
               <w:t>Альтернативный поток 1</w:t>
             </w:r>
           </w:p>
@@ -2012,6 +2318,7 @@
               <w:pStyle w:val="vgutTableText"/>
             </w:pPr>
             <w:r>
+              <w:lastRenderedPageBreak/>
               <w:t>Специальные требования</w:t>
             </w:r>
           </w:p>
@@ -2038,26 +2345,120 @@
       </w:pPr>
     </w:p>
     <w:p>
-      <w:pPr>
-        <w:spacing w:after="200"/>
-        <w:ind w:firstLine="0"/>
-        <w:rPr>
-          <w:sz w:val="32"/>
-          <w:szCs w:val="28"/>
-        </w:rPr>
-      </w:pPr>
       <w:r>
-        <w:rPr>
-          <w:sz w:val="28"/>
-          <w:szCs w:val="24"/>
-        </w:rPr>
         <w:t xml:space="preserve">Сценарий </w:t>
       </w:r>
       <w:r>
+        <w:t>4</w:t>
+      </w:r>
+      <w:r>
+        <w:t xml:space="preserve"> представлен на рисунке </w:t>
+      </w:r>
+      <w:r>
+        <w:t>4</w:t>
+      </w:r>
+      <w:r>
+        <w:t xml:space="preserve"> и таблице </w:t>
+      </w:r>
+      <w:r>
+        <w:t>4</w:t>
+      </w:r>
+    </w:p>
+    <w:p>
+      <w:pPr>
+        <w:spacing w:before="0" w:after="200" w:line="276" w:lineRule="auto"/>
+        <w:ind w:firstLine="0"/>
+        <w:contextualSpacing w:val="0"/>
+        <w:jc w:val="left"/>
         <w:rPr>
+          <w:rFonts w:eastAsia="Times New Roman" w:cs="Times New Roman"/>
           <w:sz w:val="28"/>
-          <w:szCs w:val="24"/>
+          <w:szCs w:val="28"/>
         </w:rPr>
+      </w:pPr>
+      <w:r>
+        <w:rPr>
+          <w:noProof/>
+        </w:rPr>
+        <w:drawing>
+          <wp:inline distT="0" distB="0" distL="0" distR="0" wp14:anchorId="2D5D223C" wp14:editId="249BBC38">
+            <wp:extent cx="6458010" cy="1222315"/>
+            <wp:effectExtent l="12700" t="12700" r="6350" b="10160"/>
+            <wp:docPr id="965030881" name="Рисунок 1"/>
+            <wp:cNvGraphicFramePr>
+              <a:graphicFrameLocks xmlns:a="http://schemas.openxmlformats.org/drawingml/2006/main" noChangeAspect="1"/>
+            </wp:cNvGraphicFramePr>
+            <a:graphic xmlns:a="http://schemas.openxmlformats.org/drawingml/2006/main">
+              <a:graphicData uri="http://schemas.openxmlformats.org/drawingml/2006/picture">
+                <pic:pic xmlns:pic="http://schemas.openxmlformats.org/drawingml/2006/picture">
+                  <pic:nvPicPr>
+                    <pic:cNvPr id="965030881" name="Рисунок 1"/>
+                    <pic:cNvPicPr>
+                      <a:picLocks noChangeAspect="1" noChangeArrowheads="1"/>
+                    </pic:cNvPicPr>
+                  </pic:nvPicPr>
+                  <pic:blipFill>
+                    <a:blip r:embed="rId14" cstate="print">
+                      <a:extLst>
+                        <a:ext uri="{28A0092B-C50C-407E-A947-70E740481C1C}">
+                          <a14:useLocalDpi xmlns:a14="http://schemas.microsoft.com/office/drawing/2010/main" val="0"/>
+                        </a:ext>
+                      </a:extLst>
+                    </a:blip>
+                    <a:stretch>
+                      <a:fillRect/>
+                    </a:stretch>
+                  </pic:blipFill>
+                  <pic:spPr bwMode="auto">
+                    <a:xfrm>
+                      <a:off x="0" y="0"/>
+                      <a:ext cx="6458010" cy="1222315"/>
+                    </a:xfrm>
+                    <a:prstGeom prst="rect">
+                      <a:avLst/>
+                    </a:prstGeom>
+                    <a:noFill/>
+                    <a:ln>
+                      <a:solidFill>
+                        <a:schemeClr val="tx1"/>
+                      </a:solidFill>
+                    </a:ln>
+                  </pic:spPr>
+                </pic:pic>
+              </a:graphicData>
+            </a:graphic>
+          </wp:inline>
+        </w:drawing>
+      </w:r>
+    </w:p>
+    <w:p>
+      <w:pPr>
+        <w:pStyle w:val="a9"/>
+      </w:pPr>
+      <w:r>
+        <w:t xml:space="preserve">Рисунок </w:t>
+      </w:r>
+      <w:r>
+        <w:t>4</w:t>
+      </w:r>
+      <w:r>
+        <w:t xml:space="preserve"> – Сценарий «Совместное редактирование маршрута»</w:t>
+      </w:r>
+    </w:p>
+    <w:p>
+      <w:pPr>
+        <w:pStyle w:val="vgutTableName"/>
+      </w:pPr>
+      <w:r>
+        <w:t xml:space="preserve">Таблица </w:t>
+      </w:r>
+      <w:r>
+        <w:t>4</w:t>
+      </w:r>
+      <w:r>
+        <w:t xml:space="preserve"> – Сценарий </w:t>
+      </w:r>
+      <w:r>
         <w:t>4</w:t>
       </w:r>
     </w:p>
@@ -2324,11 +2725,36 @@
               <w:t>–</w:t>
             </w:r>
             <w:r>
-              <w:t xml:space="preserve"> система сообщает об отсутствии подходящего приложения и предлагает открыть маршрут в </w:t>
+              <w:t xml:space="preserve"> система сообщает об отсутствии подходящего приложения и предлагает открыть маршрут в виде обычной веб-ссылки на карту либо установить одно из поддерживаемых приложений.</w:t>
             </w:r>
+          </w:p>
+        </w:tc>
+      </w:tr>
+      <w:tr>
+        <w:tc>
+          <w:tcPr>
+            <w:tcW w:w="2263" w:type="dxa"/>
+            <w:vAlign w:val="center"/>
+          </w:tcPr>
+          <w:p>
+            <w:pPr>
+              <w:pStyle w:val="vgutTableText"/>
+            </w:pPr>
             <w:r>
-              <w:lastRenderedPageBreak/>
-              <w:t>виде обычной веб-ссылки на карту либо установить одно из поддерживаемых приложений.</w:t>
+              <w:t>Альтернативный поток 2</w:t>
+            </w:r>
+          </w:p>
+        </w:tc>
+        <w:tc>
+          <w:tcPr>
+            <w:tcW w:w="7938" w:type="dxa"/>
+          </w:tcPr>
+          <w:p>
+            <w:pPr>
+              <w:pStyle w:val="vgutTableText"/>
+            </w:pPr>
+            <w:r>
+              <w:t>На шаге 2 число точек маршрута превышает ограничение, поддерживаемое протоколом внешнего навигационного приложения, – система уведомляет организатора о необходимости сократить число точек вручную перед экспортом.</w:t>
             </w:r>
           </w:p>
         </w:tc>
@@ -2345,35 +2771,6 @@
             </w:pPr>
             <w:r>
               <w:lastRenderedPageBreak/>
-              <w:t>Альтернативный поток 2</w:t>
-            </w:r>
-          </w:p>
-        </w:tc>
-        <w:tc>
-          <w:tcPr>
-            <w:tcW w:w="7938" w:type="dxa"/>
-          </w:tcPr>
-          <w:p>
-            <w:pPr>
-              <w:pStyle w:val="vgutTableText"/>
-            </w:pPr>
-            <w:r>
-              <w:t>На шаге 2 число точек маршрута превышает ограничение, поддерживаемое протоколом внешнего навигационного приложения, – система исключает наименее значимые промежуточные точки (например, добавленные из точек интереса) или уведомляет организатора о необходимости сократить число точек вручную перед экспортом.</w:t>
-            </w:r>
-          </w:p>
-        </w:tc>
-      </w:tr>
-      <w:tr>
-        <w:tc>
-          <w:tcPr>
-            <w:tcW w:w="2263" w:type="dxa"/>
-            <w:vAlign w:val="center"/>
-          </w:tcPr>
-          <w:p>
-            <w:pPr>
-              <w:pStyle w:val="vgutTableText"/>
-            </w:pPr>
-            <w:r>
               <w:t>Постусловие</w:t>
             </w:r>
           </w:p>
@@ -2400,7 +2797,7 @@
       </w:pPr>
     </w:p>
     <w:sectPr>
-      <w:headerReference w:type="default" r:id="rId11"/>
+      <w:headerReference w:type="default" r:id="rId15"/>
       <w:pgSz w:w="11906" w:h="16838"/>
       <w:pgMar w:top="1134" w:right="567" w:bottom="1134" w:left="1134" w:header="708" w:footer="708" w:gutter="0"/>
       <w:pgNumType w:start="1"/>
@@ -11227,12 +11624,19 @@
 </file>
 
 <file path=customXml/item1.xml><?xml version="1.0" encoding="utf-8"?>
-<p:properties xmlns:p="http://schemas.microsoft.com/office/2006/metadata/properties" xmlns:xsi="http://www.w3.org/2001/XMLSchema-instance" xmlns:pc="http://schemas.microsoft.com/office/infopath/2007/PartnerControls">
-  <documentManagement/>
-</p:properties>
+<?mso-contentType ?>
+<FormTemplates xmlns="http://schemas.microsoft.com/sharepoint/v3/contenttype/forms">
+  <Display>DocumentLibraryForm</Display>
+  <Edit>DocumentLibraryForm</Edit>
+  <New>DocumentLibraryForm</New>
+</FormTemplates>
 </file>
 
 <file path=customXml/item2.xml><?xml version="1.0" encoding="utf-8"?>
+<b:Sources xmlns:b="http://schemas.openxmlformats.org/officeDocument/2006/bibliography" xmlns="http://schemas.openxmlformats.org/officeDocument/2006/bibliography" SelectedStyle="\APASixthEditionOfficeOnline.xsl" StyleName="APA" Version="6"/>
+</file>
+
+<file path=customXml/item3.xml><?xml version="1.0" encoding="utf-8"?>
 <ct:contentTypeSchema xmlns:ct="http://schemas.microsoft.com/office/2006/metadata/contentType" xmlns:ma="http://schemas.microsoft.com/office/2006/metadata/properties/metaAttributes" ct:_="" ma:_="" ma:contentTypeName="Документ" ma:contentTypeID="0x010100895006E4339BF24CAA0F5B167E451061" ma:contentTypeVersion="11" ma:contentTypeDescription="Создание документа." ma:contentTypeScope="" ma:versionID="ee66b34cdb7d5be00a86ac9db559fc97">
   <xsd:schema xmlns:xsd="http://www.w3.org/2001/XMLSchema" xmlns:xs="http://www.w3.org/2001/XMLSchema" xmlns:p="http://schemas.microsoft.com/office/2006/metadata/properties" xmlns:ns3="a1eb269e-cbf3-465a-8e4a-8d42bc45f09f" xmlns:ns4="a042d032-8e16-4c5e-a37e-70d449039bd2" targetNamespace="http://schemas.microsoft.com/office/2006/metadata/properties" ma:root="true" ma:fieldsID="9831aabdbf23b96857ccdb3f4e1a7ec2" ns3:_="" ns4:_="">
     <xsd:import namespace="a1eb269e-cbf3-465a-8e4a-8d42bc45f09f"/>
@@ -11441,29 +11845,29 @@
 </ct:contentTypeSchema>
 </file>
 
-<file path=customXml/item3.xml><?xml version="1.0" encoding="utf-8"?>
-<b:Sources xmlns:b="http://schemas.openxmlformats.org/officeDocument/2006/bibliography" xmlns="http://schemas.openxmlformats.org/officeDocument/2006/bibliography" SelectedStyle="\APASixthEditionOfficeOnline.xsl" StyleName="APA" Version="6"/>
-</file>
-
 <file path=customXml/item4.xml><?xml version="1.0" encoding="utf-8"?>
-<?mso-contentType ?>
-<FormTemplates xmlns="http://schemas.microsoft.com/sharepoint/v3/contenttype/forms">
-  <Display>DocumentLibraryForm</Display>
-  <Edit>DocumentLibraryForm</Edit>
-  <New>DocumentLibraryForm</New>
-</FormTemplates>
+<p:properties xmlns:p="http://schemas.microsoft.com/office/2006/metadata/properties" xmlns:xsi="http://www.w3.org/2001/XMLSchema-instance" xmlns:pc="http://schemas.microsoft.com/office/infopath/2007/PartnerControls">
+  <documentManagement/>
+</p:properties>
 </file>
 
 <file path=customXml/itemProps1.xml><?xml version="1.0" encoding="utf-8"?>
-<ds:datastoreItem xmlns:ds="http://schemas.openxmlformats.org/officeDocument/2006/customXml" ds:itemID="{D1D02F96-5624-48FE-AB5F-467181C3EDC1}">
+<ds:datastoreItem xmlns:ds="http://schemas.openxmlformats.org/officeDocument/2006/customXml" ds:itemID="{C545EDB0-6DA9-4573-8FDA-4B7CDBF5EFD9}">
   <ds:schemaRefs>
-    <ds:schemaRef ds:uri="http://schemas.microsoft.com/office/2006/metadata/properties"/>
-    <ds:schemaRef ds:uri="http://schemas.microsoft.com/office/infopath/2007/PartnerControls"/>
+    <ds:schemaRef ds:uri="http://schemas.microsoft.com/sharepoint/v3/contenttype/forms"/>
   </ds:schemaRefs>
 </ds:datastoreItem>
 </file>
 
 <file path=customXml/itemProps2.xml><?xml version="1.0" encoding="utf-8"?>
+<ds:datastoreItem xmlns:ds="http://schemas.openxmlformats.org/officeDocument/2006/customXml" ds:itemID="{72D355A2-1939-4879-96C4-49CFD3AE6CBA}">
+  <ds:schemaRefs>
+    <ds:schemaRef ds:uri="http://schemas.openxmlformats.org/officeDocument/2006/bibliography"/>
+  </ds:schemaRefs>
+</ds:datastoreItem>
+</file>
+
+<file path=customXml/itemProps3.xml><?xml version="1.0" encoding="utf-8"?>
 <ds:datastoreItem xmlns:ds="http://schemas.openxmlformats.org/officeDocument/2006/customXml" ds:itemID="{BE06CD11-97E7-4DA4-A1E7-C20845DD652C}">
   <ds:schemaRefs>
     <ds:schemaRef ds:uri="http://schemas.microsoft.com/office/2006/metadata/contentType"/>
@@ -11482,18 +11886,11 @@
 </ds:datastoreItem>
 </file>
 
-<file path=customXml/itemProps3.xml><?xml version="1.0" encoding="utf-8"?>
-<ds:datastoreItem xmlns:ds="http://schemas.openxmlformats.org/officeDocument/2006/customXml" ds:itemID="{72D355A2-1939-4879-96C4-49CFD3AE6CBA}">
+<file path=customXml/itemProps4.xml><?xml version="1.0" encoding="utf-8"?>
+<ds:datastoreItem xmlns:ds="http://schemas.openxmlformats.org/officeDocument/2006/customXml" ds:itemID="{D1D02F96-5624-48FE-AB5F-467181C3EDC1}">
   <ds:schemaRefs>
-    <ds:schemaRef ds:uri="http://schemas.openxmlformats.org/officeDocument/2006/bibliography"/>
-  </ds:schemaRefs>
-</ds:datastoreItem>
-</file>
-
-<file path=customXml/itemProps4.xml><?xml version="1.0" encoding="utf-8"?>
-<ds:datastoreItem xmlns:ds="http://schemas.openxmlformats.org/officeDocument/2006/customXml" ds:itemID="{C545EDB0-6DA9-4573-8FDA-4B7CDBF5EFD9}">
-  <ds:schemaRefs>
-    <ds:schemaRef ds:uri="http://schemas.microsoft.com/sharepoint/v3/contenttype/forms"/>
+    <ds:schemaRef ds:uri="http://schemas.microsoft.com/office/2006/metadata/properties"/>
+    <ds:schemaRef ds:uri="http://schemas.microsoft.com/office/infopath/2007/PartnerControls"/>
   </ds:schemaRefs>
 </ds:datastoreItem>
 </file>
--- a/docs/Сценарии использования системы Королев М. Н. ИСП-404.docx
+++ b/docs/Сценарии использования системы Королев М. Н. ИСП-404.docx
@@ -772,13 +772,8 @@
               </w:rPr>
             </w:pPr>
             <w:r>
-              <w:t xml:space="preserve">Основной </w:t>
+              <w:t>Основной актор</w:t>
             </w:r>
-            <w:proofErr w:type="spellStart"/>
-            <w:r>
-              <w:t>актор</w:t>
-            </w:r>
-            <w:proofErr w:type="spellEnd"/>
           </w:p>
         </w:tc>
         <w:tc>
@@ -969,13 +964,8 @@
             <w:r>
               <w:t xml:space="preserve"> настраивает параметры </w:t>
             </w:r>
-            <w:proofErr w:type="spellStart"/>
             <w:r>
-              <w:t>команты</w:t>
-            </w:r>
-            <w:proofErr w:type="spellEnd"/>
-            <w:r>
-              <w:t xml:space="preserve"> </w:t>
+              <w:t xml:space="preserve">команты </w:t>
             </w:r>
             <w:r>
               <w:t>и</w:t>
@@ -1135,22 +1125,7 @@
     </w:p>
     <w:p>
       <w:r>
-        <w:t xml:space="preserve">Сценарий </w:t>
-      </w:r>
-      <w:r>
-        <w:t>2</w:t>
-      </w:r>
-      <w:r>
-        <w:t xml:space="preserve"> представлен на рисунке </w:t>
-      </w:r>
-      <w:r>
-        <w:t>2</w:t>
-      </w:r>
-      <w:r>
-        <w:t xml:space="preserve"> и таблице </w:t>
-      </w:r>
-      <w:r>
-        <w:t>2</w:t>
+        <w:t>Сценарий 2 представлен на рисунке 2 и таблице 2</w:t>
       </w:r>
     </w:p>
     <w:p>
@@ -1225,19 +1200,7 @@
         <w:pStyle w:val="a9"/>
       </w:pPr>
       <w:r>
-        <w:t xml:space="preserve">Рисунок </w:t>
-      </w:r>
-      <w:r>
-        <w:t>2</w:t>
-      </w:r>
-      <w:r>
-        <w:t xml:space="preserve"> – Сценарий «</w:t>
-      </w:r>
-      <w:r>
-        <w:t>Приглашение участника</w:t>
-      </w:r>
-      <w:r>
-        <w:t>»</w:t>
+        <w:t>Рисунок 2 – Сценарий «Приглашение участника»</w:t>
       </w:r>
     </w:p>
     <w:p>
@@ -1246,16 +1209,7 @@
       </w:pPr>
       <w:r>
         <w:lastRenderedPageBreak/>
-        <w:t xml:space="preserve">Таблица </w:t>
-      </w:r>
-      <w:r>
-        <w:t>2</w:t>
-      </w:r>
-      <w:r>
-        <w:t xml:space="preserve"> – Сценарий</w:t>
-      </w:r>
-      <w:r>
-        <w:t xml:space="preserve"> 2</w:t>
+        <w:t>Таблица 2 – Сценарий 2</w:t>
       </w:r>
     </w:p>
     <w:tbl>
@@ -1397,13 +1351,8 @@
               <w:ind w:left="125"/>
             </w:pPr>
             <w:r>
-              <w:t xml:space="preserve">Основной </w:t>
+              <w:t>Основной актор</w:t>
             </w:r>
-            <w:proofErr w:type="spellStart"/>
-            <w:r>
-              <w:t>актор</w:t>
-            </w:r>
-            <w:proofErr w:type="spellEnd"/>
           </w:p>
         </w:tc>
         <w:tc>
@@ -1891,22 +1840,7 @@
     </w:p>
     <w:p>
       <w:r>
-        <w:t xml:space="preserve">Сценарий </w:t>
-      </w:r>
-      <w:r>
-        <w:t>3</w:t>
-      </w:r>
-      <w:r>
-        <w:t xml:space="preserve"> представлен на рисунке </w:t>
-      </w:r>
-      <w:r>
-        <w:t>3</w:t>
-      </w:r>
-      <w:r>
-        <w:t xml:space="preserve"> и таблице </w:t>
-      </w:r>
-      <w:r>
-        <w:t>3</w:t>
+        <w:t>Сценарий 3 представлен на рисунке 3 и таблице 3</w:t>
       </w:r>
     </w:p>
     <w:p>
@@ -1981,13 +1915,7 @@
         <w:pStyle w:val="a9"/>
       </w:pPr>
       <w:r>
-        <w:t xml:space="preserve">Рисунок </w:t>
-      </w:r>
-      <w:r>
-        <w:t xml:space="preserve">3 </w:t>
-      </w:r>
-      <w:r>
-        <w:t>– Сценарий «</w:t>
+        <w:t>Рисунок 3 – Сценарий «</w:t>
       </w:r>
       <w:r>
         <w:t>Совместное редактирование маршрута</w:t>
@@ -2001,16 +1929,7 @@
         <w:pStyle w:val="vgutTableName"/>
       </w:pPr>
       <w:r>
-        <w:t xml:space="preserve">Таблица </w:t>
-      </w:r>
-      <w:r>
-        <w:t>3</w:t>
-      </w:r>
-      <w:r>
-        <w:t xml:space="preserve"> – Сценарий </w:t>
-      </w:r>
-      <w:r>
-        <w:t>3</w:t>
+        <w:t>Таблица 3 – Сценарий 3</w:t>
       </w:r>
     </w:p>
     <w:tbl>
@@ -2095,13 +2014,8 @@
               <w:pStyle w:val="vgutTableText"/>
             </w:pPr>
             <w:r>
-              <w:t xml:space="preserve">Основной </w:t>
+              <w:t>Основной актор</w:t>
             </w:r>
-            <w:proofErr w:type="spellStart"/>
-            <w:r>
-              <w:t>актор</w:t>
-            </w:r>
-            <w:proofErr w:type="spellEnd"/>
           </w:p>
         </w:tc>
         <w:tc>
@@ -2142,15 +2056,7 @@
               <w:pStyle w:val="vgutTableText"/>
             </w:pPr>
             <w:r>
-              <w:t xml:space="preserve">Участник присоединился к поездке (выполнен сценарий UC-2), имеет роль редактора и открыл экран совместного редактирования маршрута; установлено </w:t>
-            </w:r>
-            <w:proofErr w:type="spellStart"/>
-            <w:r>
-              <w:t>WebSocket</w:t>
-            </w:r>
-            <w:proofErr w:type="spellEnd"/>
-            <w:r>
-              <w:t>-соединение с сервером.</w:t>
+              <w:t>Участник присоединился к поездке (выполнен сценарий UC-2), имеет роль редактора и открыл экран совместного редактирования маршрута; установлено WebSocket-соединение с сервером.</w:t>
             </w:r>
           </w:p>
         </w:tc>
@@ -2210,15 +2116,7 @@
               <w:ind w:left="312" w:hanging="284"/>
             </w:pPr>
             <w:r>
-              <w:t xml:space="preserve">Клиентское приложение участника отправляет событие изменения маршрута на сервер по </w:t>
-            </w:r>
-            <w:proofErr w:type="spellStart"/>
-            <w:r>
-              <w:t>WebSocket</w:t>
-            </w:r>
-            <w:proofErr w:type="spellEnd"/>
-            <w:r>
-              <w:t>-соединению.</w:t>
+              <w:t>Клиентское приложение участника отправляет событие изменения маршрута на сервер по WebSocket-соединению.</w:t>
             </w:r>
           </w:p>
           <w:p>
@@ -2346,22 +2244,7 @@
     </w:p>
     <w:p>
       <w:r>
-        <w:t xml:space="preserve">Сценарий </w:t>
-      </w:r>
-      <w:r>
-        <w:t>4</w:t>
-      </w:r>
-      <w:r>
-        <w:t xml:space="preserve"> представлен на рисунке </w:t>
-      </w:r>
-      <w:r>
-        <w:t>4</w:t>
-      </w:r>
-      <w:r>
-        <w:t xml:space="preserve"> и таблице </w:t>
-      </w:r>
-      <w:r>
-        <w:t>4</w:t>
+        <w:t>Сценарий 4 представлен на рисунке 4 и таблице 4</w:t>
       </w:r>
     </w:p>
     <w:p>
@@ -2436,13 +2319,13 @@
         <w:pStyle w:val="a9"/>
       </w:pPr>
       <w:r>
-        <w:t xml:space="preserve">Рисунок </w:t>
+        <w:t>Рисунок 4 – Сценарий «</w:t>
       </w:r>
       <w:r>
-        <w:t>4</w:t>
+        <w:t>Экспорт готового маршрута</w:t>
       </w:r>
       <w:r>
-        <w:t xml:space="preserve"> – Сценарий «Совместное редактирование маршрута»</w:t>
+        <w:t>»</w:t>
       </w:r>
     </w:p>
     <w:p>
@@ -2450,16 +2333,7 @@
         <w:pStyle w:val="vgutTableName"/>
       </w:pPr>
       <w:r>
-        <w:t xml:space="preserve">Таблица </w:t>
-      </w:r>
-      <w:r>
-        <w:t>4</w:t>
-      </w:r>
-      <w:r>
-        <w:t xml:space="preserve"> – Сценарий </w:t>
-      </w:r>
-      <w:r>
-        <w:t>4</w:t>
+        <w:t>Таблица 4 – Сценарий 4</w:t>
       </w:r>
     </w:p>
     <w:tbl>
@@ -2544,13 +2418,8 @@
               <w:pStyle w:val="vgutTableText"/>
             </w:pPr>
             <w:r>
-              <w:t xml:space="preserve">Основной </w:t>
+              <w:t>Основной актор</w:t>
             </w:r>
-            <w:proofErr w:type="spellStart"/>
-            <w:r>
-              <w:t>актор</w:t>
-            </w:r>
-            <w:proofErr w:type="spellEnd"/>
           </w:p>
         </w:tc>
         <w:tc>
@@ -11624,6 +11493,10 @@
 </file>
 
 <file path=customXml/item1.xml><?xml version="1.0" encoding="utf-8"?>
+<b:Sources xmlns:b="http://schemas.openxmlformats.org/officeDocument/2006/bibliography" xmlns="http://schemas.openxmlformats.org/officeDocument/2006/bibliography" SelectedStyle="\APASixthEditionOfficeOnline.xsl" StyleName="APA" Version="6"/>
+</file>
+
+<file path=customXml/item2.xml><?xml version="1.0" encoding="utf-8"?>
 <?mso-contentType ?>
 <FormTemplates xmlns="http://schemas.microsoft.com/sharepoint/v3/contenttype/forms">
   <Display>DocumentLibraryForm</Display>
@@ -11632,11 +11505,13 @@
 </FormTemplates>
 </file>
 
-<file path=customXml/item2.xml><?xml version="1.0" encoding="utf-8"?>
-<b:Sources xmlns:b="http://schemas.openxmlformats.org/officeDocument/2006/bibliography" xmlns="http://schemas.openxmlformats.org/officeDocument/2006/bibliography" SelectedStyle="\APASixthEditionOfficeOnline.xsl" StyleName="APA" Version="6"/>
+<file path=customXml/item3.xml><?xml version="1.0" encoding="utf-8"?>
+<p:properties xmlns:p="http://schemas.microsoft.com/office/2006/metadata/properties" xmlns:xsi="http://www.w3.org/2001/XMLSchema-instance" xmlns:pc="http://schemas.microsoft.com/office/infopath/2007/PartnerControls">
+  <documentManagement/>
+</p:properties>
 </file>
 
-<file path=customXml/item3.xml><?xml version="1.0" encoding="utf-8"?>
+<file path=customXml/item4.xml><?xml version="1.0" encoding="utf-8"?>
 <ct:contentTypeSchema xmlns:ct="http://schemas.microsoft.com/office/2006/metadata/contentType" xmlns:ma="http://schemas.microsoft.com/office/2006/metadata/properties/metaAttributes" ct:_="" ma:_="" ma:contentTypeName="Документ" ma:contentTypeID="0x010100895006E4339BF24CAA0F5B167E451061" ma:contentTypeVersion="11" ma:contentTypeDescription="Создание документа." ma:contentTypeScope="" ma:versionID="ee66b34cdb7d5be00a86ac9db559fc97">
   <xsd:schema xmlns:xsd="http://www.w3.org/2001/XMLSchema" xmlns:xs="http://www.w3.org/2001/XMLSchema" xmlns:p="http://schemas.microsoft.com/office/2006/metadata/properties" xmlns:ns3="a1eb269e-cbf3-465a-8e4a-8d42bc45f09f" xmlns:ns4="a042d032-8e16-4c5e-a37e-70d449039bd2" targetNamespace="http://schemas.microsoft.com/office/2006/metadata/properties" ma:root="true" ma:fieldsID="9831aabdbf23b96857ccdb3f4e1a7ec2" ns3:_="" ns4:_="">
     <xsd:import namespace="a1eb269e-cbf3-465a-8e4a-8d42bc45f09f"/>
@@ -11845,13 +11720,15 @@
 </ct:contentTypeSchema>
 </file>
 
-<file path=customXml/item4.xml><?xml version="1.0" encoding="utf-8"?>
-<p:properties xmlns:p="http://schemas.microsoft.com/office/2006/metadata/properties" xmlns:xsi="http://www.w3.org/2001/XMLSchema-instance" xmlns:pc="http://schemas.microsoft.com/office/infopath/2007/PartnerControls">
-  <documentManagement/>
-</p:properties>
+<file path=customXml/itemProps1.xml><?xml version="1.0" encoding="utf-8"?>
+<ds:datastoreItem xmlns:ds="http://schemas.openxmlformats.org/officeDocument/2006/customXml" ds:itemID="{72D355A2-1939-4879-96C4-49CFD3AE6CBA}">
+  <ds:schemaRefs>
+    <ds:schemaRef ds:uri="http://schemas.openxmlformats.org/officeDocument/2006/bibliography"/>
+  </ds:schemaRefs>
+</ds:datastoreItem>
 </file>
 
-<file path=customXml/itemProps1.xml><?xml version="1.0" encoding="utf-8"?>
+<file path=customXml/itemProps2.xml><?xml version="1.0" encoding="utf-8"?>
 <ds:datastoreItem xmlns:ds="http://schemas.openxmlformats.org/officeDocument/2006/customXml" ds:itemID="{C545EDB0-6DA9-4573-8FDA-4B7CDBF5EFD9}">
   <ds:schemaRefs>
     <ds:schemaRef ds:uri="http://schemas.microsoft.com/sharepoint/v3/contenttype/forms"/>
@@ -11859,15 +11736,16 @@
 </ds:datastoreItem>
 </file>
 
-<file path=customXml/itemProps2.xml><?xml version="1.0" encoding="utf-8"?>
-<ds:datastoreItem xmlns:ds="http://schemas.openxmlformats.org/officeDocument/2006/customXml" ds:itemID="{72D355A2-1939-4879-96C4-49CFD3AE6CBA}">
+<file path=customXml/itemProps3.xml><?xml version="1.0" encoding="utf-8"?>
+<ds:datastoreItem xmlns:ds="http://schemas.openxmlformats.org/officeDocument/2006/customXml" ds:itemID="{D1D02F96-5624-48FE-AB5F-467181C3EDC1}">
   <ds:schemaRefs>
-    <ds:schemaRef ds:uri="http://schemas.openxmlformats.org/officeDocument/2006/bibliography"/>
+    <ds:schemaRef ds:uri="http://schemas.microsoft.com/office/2006/metadata/properties"/>
+    <ds:schemaRef ds:uri="http://schemas.microsoft.com/office/infopath/2007/PartnerControls"/>
   </ds:schemaRefs>
 </ds:datastoreItem>
 </file>
 
-<file path=customXml/itemProps3.xml><?xml version="1.0" encoding="utf-8"?>
+<file path=customXml/itemProps4.xml><?xml version="1.0" encoding="utf-8"?>
 <ds:datastoreItem xmlns:ds="http://schemas.openxmlformats.org/officeDocument/2006/customXml" ds:itemID="{BE06CD11-97E7-4DA4-A1E7-C20845DD652C}">
   <ds:schemaRefs>
     <ds:schemaRef ds:uri="http://schemas.microsoft.com/office/2006/metadata/contentType"/>
@@ -11884,13 +11762,4 @@
     <ds:schemaRef ds:uri="http://schemas.microsoft.com/internal/obd"/>
   </ds:schemaRefs>
 </ds:datastoreItem>
-</file>
-
-<file path=customXml/itemProps4.xml><?xml version="1.0" encoding="utf-8"?>
-<ds:datastoreItem xmlns:ds="http://schemas.openxmlformats.org/officeDocument/2006/customXml" ds:itemID="{D1D02F96-5624-48FE-AB5F-467181C3EDC1}">
-  <ds:schemaRefs>
-    <ds:schemaRef ds:uri="http://schemas.microsoft.com/office/2006/metadata/properties"/>
-    <ds:schemaRef ds:uri="http://schemas.microsoft.com/office/infopath/2007/PartnerControls"/>
-  </ds:schemaRefs>
-</ds:datastoreItem>
 </file>
--- a/docs/Сценарии использования системы Королев М. Н. ИСП-404.docx
+++ b/docs/Сценарии использования системы Королев М. Н. ИСП-404.docx
@@ -1104,7 +1104,7 @@
               <w:pStyle w:val="vgutTableName"/>
             </w:pPr>
             <w:r>
-              <w:t>Время ответа на построение маршрута не должно превышать 3 секунд при количестве точек не более 10 (согласно требованию FR-1).</w:t>
+              <w:t>Время ответа на построение маршрута не должно превышать 3 секунд при количестве точек не более 10 (согласно требованию NFR-01).</w:t>
             </w:r>
           </w:p>
         </w:tc>
@@ -1826,7 +1826,7 @@
               <w:ind w:left="125"/>
             </w:pPr>
             <w:r>
-              <w:t>Переход по ссылке-приглашению не должен требовать от приглашённого пользователя знания внутреннего идентификатора поездки (согласно требованию FR-4).</w:t>
+              <w:t>Переход по ссылке-приглашению не должен требовать от приглашённого пользователя знания внутреннего идентификатора поездки (согласно требованиям FR-11 и FR-12).</w:t>
             </w:r>
           </w:p>
         </w:tc>
@@ -2230,7 +2230,7 @@
               <w:pStyle w:val="vgutTableText"/>
             </w:pPr>
             <w:r>
-              <w:t>Изменение, внесённое одним участником, должно отображаться у остальных участников сессии не позднее чем через 1–2 секунды при стабильном соединении.</w:t>
+              <w:t>Изменение, внесённое одним участником, должно отображаться у остальных участников сессии не позднее чем через 2 секунды при стабильном соединении (согласно требованию NFR-02).</w:t>
             </w:r>
           </w:p>
         </w:tc>
